--- a/Bases de Datos II/Kit docente/Clase 15/Quiz Clase 15 - VetCare.docx
+++ b/Bases de Datos II/Kit docente/Clase 15/Quiz Clase 15 - VetCare.docx
@@ -98,7 +98,7 @@
           <w:color w:val="2B2B2B"/>
           <w:sz w:val="22"/>
         </w:rPr>
-        <w:t>C) Solo el Campus Virtual</w:t>
+        <w:t>C) Solo un repositorio de archivos</w:t>
       </w:r>
     </w:p>
     <w:p>

--- a/Bases de Datos II/Kit docente/Clase 15/Quiz Clase 15 - VetCare.docx
+++ b/Bases de Datos II/Kit docente/Clase 15/Quiz Clase 15 - VetCare.docx
@@ -224,7 +224,7 @@
           <w:color w:val="2B2B2B"/>
           <w:sz w:val="22"/>
         </w:rPr>
-        <w:t>4. La demo debe usar el dominio VetCare del equipo (no otro caso improvisado).</w:t>
+        <w:t>4. La demo debe usar su propio dominio VetCare (no otro caso improvisado).</w:t>
       </w:r>
     </w:p>
     <w:p>
